--- a/Labs/L12/report.docx
+++ b/Labs/L12/report.docx
@@ -1,6 +1,6 @@
 
 <file path=word/document.xml><?xml version="1.0" encoding="utf-8"?>
-<w:document xmlns:wpc="http://schemas.microsoft.com/office/word/2010/wordprocessingCanvas" xmlns:cx="http://schemas.microsoft.com/office/drawing/2014/chartex" xmlns:cx1="http://schemas.microsoft.com/office/drawing/2015/9/8/chartex" xmlns:cx2="http://schemas.microsoft.com/office/drawing/2015/10/21/chartex" xmlns:cx3="http://schemas.microsoft.com/office/drawing/2016/5/9/chartex" xmlns:cx4="http://schemas.microsoft.com/office/drawing/2016/5/10/chartex" xmlns:cx5="http://schemas.microsoft.com/office/drawing/2016/5/11/chartex" xmlns:cx6="http://schemas.microsoft.com/office/drawing/2016/5/12/chartex" xmlns:cx7="http://schemas.microsoft.com/office/drawing/2016/5/13/chartex" xmlns:cx8="http://schemas.microsoft.com/office/drawing/2016/5/14/chartex" xmlns:mc="http://schemas.openxmlformats.org/markup-compatibility/2006" xmlns:aink="http://schemas.microsoft.com/office/drawing/2016/ink" xmlns:am3d="http://schemas.microsoft.com/office/drawing/2017/model3d" xmlns:o="urn:schemas-microsoft-com:office:office" xmlns:oel="http://schemas.microsoft.com/office/2019/extlst" xmlns:r="http://schemas.openxmlformats.org/officeDocument/2006/relationships" xmlns:m="http://schemas.openxmlformats.org/officeDocument/2006/math" xmlns:v="urn:schemas-microsoft-com:vml" xmlns:wp14="http://schemas.microsoft.com/office/word/2010/wordprocessingDrawing" xmlns:wp="http://schemas.openxmlformats.org/drawingml/2006/wordprocessingDrawing" xmlns:w10="urn:schemas-microsoft-com:office:word" xmlns:w="http://schemas.openxmlformats.org/wordprocessingml/2006/main" xmlns:w14="http://schemas.microsoft.com/office/word/2010/wordml" xmlns:w15="http://schemas.microsoft.com/office/word/2012/wordml" xmlns:w16cex="http://schemas.microsoft.com/office/word/2018/wordml/cex" xmlns:w16cid="http://schemas.microsoft.com/office/word/2016/wordml/cid" xmlns:w16="http://schemas.microsoft.com/office/word/2018/wordml" xmlns:w16du="http://schemas.microsoft.com/office/word/2023/wordml/word16du" xmlns:w16sdtdh="http://schemas.microsoft.com/office/word/2020/wordml/sdtdatahash" xmlns:w16sdtfl="http://schemas.microsoft.com/office/word/2024/wordml/sdtformatlock" xmlns:w16se="http://schemas.microsoft.com/office/word/2015/wordml/symex" xmlns:wpg="http://schemas.microsoft.com/office/word/2010/wordprocessingGroup" xmlns:wpi="http://schemas.microsoft.com/office/word/2010/wordprocessingInk" xmlns:wne="http://schemas.microsoft.com/office/word/2006/wordml" xmlns:wps="http://schemas.microsoft.com/office/word/2010/wordprocessingShape" mc:Ignorable="w14 w15 w16se w16cid w16 w16cex w16sdtdh w16sdtfl w16du wp14">
+<w:document xmlns:wpc="http://schemas.microsoft.com/office/word/2010/wordprocessingCanvas" xmlns:cx="http://schemas.microsoft.com/office/drawing/2014/chartex" xmlns:cx1="http://schemas.microsoft.com/office/drawing/2015/9/8/chartex" xmlns:cx2="http://schemas.microsoft.com/office/drawing/2015/10/21/chartex" xmlns:cx3="http://schemas.microsoft.com/office/drawing/2016/5/9/chartex" xmlns:cx4="http://schemas.microsoft.com/office/drawing/2016/5/10/chartex" xmlns:cx5="http://schemas.microsoft.com/office/drawing/2016/5/11/chartex" xmlns:cx6="http://schemas.microsoft.com/office/drawing/2016/5/12/chartex" xmlns:cx7="http://schemas.microsoft.com/office/drawing/2016/5/13/chartex" xmlns:cx8="http://schemas.microsoft.com/office/drawing/2016/5/14/chartex" xmlns:mc="http://schemas.openxmlformats.org/markup-compatibility/2006" xmlns:aink="http://schemas.microsoft.com/office/drawing/2016/ink" xmlns:am3d="http://schemas.microsoft.com/office/drawing/2017/model3d" xmlns:o="urn:schemas-microsoft-com:office:office" xmlns:oel="http://schemas.microsoft.com/office/2019/extlst" xmlns:r="http://schemas.openxmlformats.org/officeDocument/2006/relationships" xmlns:m="http://schemas.openxmlformats.org/officeDocument/2006/math" xmlns:v="urn:schemas-microsoft-com:vml" xmlns:wp14="http://schemas.microsoft.com/office/word/2010/wordprocessingDrawing" xmlns:wp="http://schemas.openxmlformats.org/drawingml/2006/wordprocessingDrawing" xmlns:w10="urn:schemas-microsoft-com:office:word" xmlns:w="http://schemas.openxmlformats.org/wordprocessingml/2006/main" xmlns:w14="http://schemas.microsoft.com/office/word/2010/wordml" xmlns:w15="http://schemas.microsoft.com/office/word/2012/wordml" xmlns:w16cex="http://schemas.microsoft.com/office/word/2018/wordml/cex" xmlns:w16cid="http://schemas.microsoft.com/office/word/2016/wordml/cid" xmlns:w16="http://schemas.microsoft.com/office/word/2018/wordml" xmlns:w16sdtdh="http://schemas.microsoft.com/office/word/2020/wordml/sdtdatahash" xmlns:w16se="http://schemas.microsoft.com/office/word/2015/wordml/symex" xmlns:wpg="http://schemas.microsoft.com/office/word/2010/wordprocessingGroup" xmlns:wpi="http://schemas.microsoft.com/office/word/2010/wordprocessingInk" xmlns:wne="http://schemas.microsoft.com/office/word/2006/wordml" xmlns:wps="http://schemas.microsoft.com/office/word/2010/wordprocessingShape" mc:Ignorable="w14 w15 w16se w16cid w16 w16cex w16sdtdh wp14">
   <w:body>
     <w:p>
       <w:pPr>
@@ -119,7 +119,6 @@
         </w:rPr>
         <w:t>Цель</w:t>
       </w:r>
-      <w:proofErr w:type="gramStart"/>
       <w:r>
         <w:rPr>
           <w:rFonts w:ascii="Times New Roman" w:eastAsia="Times New Roman" w:hAnsi="Times New Roman" w:cs="Times New Roman"/>
@@ -140,19 +139,7 @@
           <w:lang w:eastAsia="ru-RU"/>
           <w14:ligatures w14:val="none"/>
         </w:rPr>
-        <w:t>Разработать</w:t>
-      </w:r>
-      <w:proofErr w:type="gramEnd"/>
-      <w:r>
-        <w:rPr>
-          <w:rFonts w:ascii="Times New Roman" w:eastAsia="Times New Roman" w:hAnsi="Times New Roman" w:cs="Times New Roman"/>
-          <w:kern w:val="0"/>
-          <w:sz w:val="28"/>
-          <w:szCs w:val="28"/>
-          <w:lang w:eastAsia="ru-RU"/>
-          <w14:ligatures w14:val="none"/>
-        </w:rPr>
-        <w:t xml:space="preserve"> приложение «Музыкальный плеер» с использованием технологии Windows </w:t>
+        <w:t xml:space="preserve">Разработать приложение «Музыкальный плеер» с использованием технологии Windows </w:t>
       </w:r>
       <w:proofErr w:type="spellStart"/>
       <w:r>
@@ -721,29 +708,16 @@
                 <w14:ligatures w14:val="none"/>
               </w:rPr>
             </w:pPr>
-            <w:proofErr w:type="gramStart"/>
-            <w:r>
-              <w:rPr>
-                <w:rFonts w:ascii="Times New Roman" w:eastAsia="Times New Roman" w:hAnsi="Times New Roman" w:cs="Times New Roman"/>
-                <w:kern w:val="0"/>
-                <w:sz w:val="28"/>
-                <w:szCs w:val="28"/>
-                <w:lang w:eastAsia="ru-RU"/>
-                <w14:ligatures w14:val="none"/>
-              </w:rPr>
-              <w:t>NVARCHAR(</w:t>
-            </w:r>
-            <w:proofErr w:type="gramEnd"/>
-            <w:r>
-              <w:rPr>
-                <w:rFonts w:ascii="Times New Roman" w:eastAsia="Times New Roman" w:hAnsi="Times New Roman" w:cs="Times New Roman"/>
-                <w:kern w:val="0"/>
-                <w:sz w:val="28"/>
-                <w:szCs w:val="28"/>
-                <w:lang w:eastAsia="ru-RU"/>
-                <w14:ligatures w14:val="none"/>
-              </w:rPr>
-              <w:t>255)</w:t>
+            <w:r>
+              <w:rPr>
+                <w:rFonts w:ascii="Times New Roman" w:eastAsia="Times New Roman" w:hAnsi="Times New Roman" w:cs="Times New Roman"/>
+                <w:kern w:val="0"/>
+                <w:sz w:val="28"/>
+                <w:szCs w:val="28"/>
+                <w:lang w:eastAsia="ru-RU"/>
+                <w14:ligatures w14:val="none"/>
+              </w:rPr>
+              <w:t>NVARCHAR(255)</w:t>
             </w:r>
           </w:p>
         </w:tc>
@@ -825,29 +799,16 @@
                 <w14:ligatures w14:val="none"/>
               </w:rPr>
             </w:pPr>
-            <w:proofErr w:type="gramStart"/>
-            <w:r>
-              <w:rPr>
-                <w:rFonts w:ascii="Times New Roman" w:eastAsia="Times New Roman" w:hAnsi="Times New Roman" w:cs="Times New Roman"/>
-                <w:kern w:val="0"/>
-                <w:sz w:val="28"/>
-                <w:szCs w:val="28"/>
-                <w:lang w:eastAsia="ru-RU"/>
-                <w14:ligatures w14:val="none"/>
-              </w:rPr>
-              <w:t>NVARCHAR(</w:t>
-            </w:r>
-            <w:proofErr w:type="gramEnd"/>
-            <w:r>
-              <w:rPr>
-                <w:rFonts w:ascii="Times New Roman" w:eastAsia="Times New Roman" w:hAnsi="Times New Roman" w:cs="Times New Roman"/>
-                <w:kern w:val="0"/>
-                <w:sz w:val="28"/>
-                <w:szCs w:val="28"/>
-                <w:lang w:eastAsia="ru-RU"/>
-                <w14:ligatures w14:val="none"/>
-              </w:rPr>
-              <w:t>255)</w:t>
+            <w:r>
+              <w:rPr>
+                <w:rFonts w:ascii="Times New Roman" w:eastAsia="Times New Roman" w:hAnsi="Times New Roman" w:cs="Times New Roman"/>
+                <w:kern w:val="0"/>
+                <w:sz w:val="28"/>
+                <w:szCs w:val="28"/>
+                <w:lang w:eastAsia="ru-RU"/>
+                <w14:ligatures w14:val="none"/>
+              </w:rPr>
+              <w:t>NVARCHAR(255)</w:t>
             </w:r>
           </w:p>
         </w:tc>
@@ -929,29 +890,16 @@
                 <w14:ligatures w14:val="none"/>
               </w:rPr>
             </w:pPr>
-            <w:proofErr w:type="gramStart"/>
-            <w:r>
-              <w:rPr>
-                <w:rFonts w:ascii="Times New Roman" w:eastAsia="Times New Roman" w:hAnsi="Times New Roman" w:cs="Times New Roman"/>
-                <w:kern w:val="0"/>
-                <w:sz w:val="28"/>
-                <w:szCs w:val="28"/>
-                <w:lang w:eastAsia="ru-RU"/>
-                <w14:ligatures w14:val="none"/>
-              </w:rPr>
-              <w:t>NVARCHAR(</w:t>
-            </w:r>
-            <w:proofErr w:type="gramEnd"/>
-            <w:r>
-              <w:rPr>
-                <w:rFonts w:ascii="Times New Roman" w:eastAsia="Times New Roman" w:hAnsi="Times New Roman" w:cs="Times New Roman"/>
-                <w:kern w:val="0"/>
-                <w:sz w:val="28"/>
-                <w:szCs w:val="28"/>
-                <w:lang w:eastAsia="ru-RU"/>
-                <w14:ligatures w14:val="none"/>
-              </w:rPr>
-              <w:t>255)</w:t>
+            <w:r>
+              <w:rPr>
+                <w:rFonts w:ascii="Times New Roman" w:eastAsia="Times New Roman" w:hAnsi="Times New Roman" w:cs="Times New Roman"/>
+                <w:kern w:val="0"/>
+                <w:sz w:val="28"/>
+                <w:szCs w:val="28"/>
+                <w:lang w:eastAsia="ru-RU"/>
+                <w14:ligatures w14:val="none"/>
+              </w:rPr>
+              <w:t>NVARCHAR(255)</w:t>
             </w:r>
           </w:p>
         </w:tc>
@@ -1033,29 +981,16 @@
                 <w14:ligatures w14:val="none"/>
               </w:rPr>
             </w:pPr>
-            <w:proofErr w:type="gramStart"/>
-            <w:r>
-              <w:rPr>
-                <w:rFonts w:ascii="Times New Roman" w:eastAsia="Times New Roman" w:hAnsi="Times New Roman" w:cs="Times New Roman"/>
-                <w:kern w:val="0"/>
-                <w:sz w:val="28"/>
-                <w:szCs w:val="28"/>
-                <w:lang w:eastAsia="ru-RU"/>
-                <w14:ligatures w14:val="none"/>
-              </w:rPr>
-              <w:t>NVARCHAR(</w:t>
-            </w:r>
-            <w:proofErr w:type="gramEnd"/>
-            <w:r>
-              <w:rPr>
-                <w:rFonts w:ascii="Times New Roman" w:eastAsia="Times New Roman" w:hAnsi="Times New Roman" w:cs="Times New Roman"/>
-                <w:kern w:val="0"/>
-                <w:sz w:val="28"/>
-                <w:szCs w:val="28"/>
-                <w:lang w:eastAsia="ru-RU"/>
-                <w14:ligatures w14:val="none"/>
-              </w:rPr>
-              <w:t>100)</w:t>
+            <w:r>
+              <w:rPr>
+                <w:rFonts w:ascii="Times New Roman" w:eastAsia="Times New Roman" w:hAnsi="Times New Roman" w:cs="Times New Roman"/>
+                <w:kern w:val="0"/>
+                <w:sz w:val="28"/>
+                <w:szCs w:val="28"/>
+                <w:lang w:eastAsia="ru-RU"/>
+                <w14:ligatures w14:val="none"/>
+              </w:rPr>
+              <w:t>NVARCHAR(100)</w:t>
             </w:r>
           </w:p>
         </w:tc>
@@ -1166,29 +1101,16 @@
                 <w14:ligatures w14:val="none"/>
               </w:rPr>
             </w:pPr>
-            <w:proofErr w:type="spellStart"/>
-            <w:r>
-              <w:rPr>
-                <w:rFonts w:ascii="Times New Roman" w:eastAsia="Times New Roman" w:hAnsi="Times New Roman" w:cs="Times New Roman"/>
-                <w:kern w:val="0"/>
-                <w:sz w:val="28"/>
-                <w:szCs w:val="28"/>
-                <w:lang w:eastAsia="ru-RU"/>
-                <w14:ligatures w14:val="none"/>
-              </w:rPr>
-              <w:t>Длительность</w:t>
-            </w:r>
-            <w:proofErr w:type="spellEnd"/>
-            <w:r>
-              <w:rPr>
-                <w:rFonts w:ascii="Times New Roman" w:eastAsia="Times New Roman" w:hAnsi="Times New Roman" w:cs="Times New Roman"/>
-                <w:kern w:val="0"/>
-                <w:sz w:val="28"/>
-                <w:szCs w:val="28"/>
-                <w:lang w:eastAsia="ru-RU"/>
-                <w14:ligatures w14:val="none"/>
-              </w:rPr>
-              <w:t xml:space="preserve"> (сек)</w:t>
+            <w:r>
+              <w:rPr>
+                <w:rFonts w:ascii="Times New Roman" w:eastAsia="Times New Roman" w:hAnsi="Times New Roman" w:cs="Times New Roman"/>
+                <w:kern w:val="0"/>
+                <w:sz w:val="28"/>
+                <w:szCs w:val="28"/>
+                <w:lang w:eastAsia="ru-RU"/>
+                <w14:ligatures w14:val="none"/>
+              </w:rPr>
+              <w:t>Длительность (сек)</w:t>
             </w:r>
           </w:p>
         </w:tc>
@@ -1571,19 +1493,6 @@
           <w14:ligatures w14:val="none"/>
         </w:rPr>
       </w:pPr>
-      <w:r>
-        <w:rPr>
-          <w:rFonts w:ascii="Times New Roman" w:eastAsia="Times New Roman" w:hAnsi="Times New Roman" w:cs="Times New Roman"/>
-          <w:kern w:val="0"/>
-          <w:sz w:val="28"/>
-          <w:szCs w:val="28"/>
-          <w:lang w:eastAsia="ru-RU"/>
-          <w14:ligatures w14:val="none"/>
-        </w:rPr>
-        <w:pict w14:anchorId="3C9B8C9A">
-          <v:rect id="_x0000_i1059" style="width:0;height:1.5pt" o:hralign="center" o:hrstd="t" o:hr="t" fillcolor="#a0a0a0" stroked="f"/>
-        </w:pict>
-      </w:r>
     </w:p>
     <w:p>
       <w:pPr>
@@ -3604,29 +3513,16 @@
                 <w14:ligatures w14:val="none"/>
               </w:rPr>
             </w:pPr>
-            <w:proofErr w:type="gramStart"/>
-            <w:r>
-              <w:rPr>
-                <w:rFonts w:ascii="Times New Roman" w:eastAsia="Times New Roman" w:hAnsi="Times New Roman" w:cs="Times New Roman"/>
-                <w:kern w:val="0"/>
-                <w:sz w:val="28"/>
-                <w:szCs w:val="28"/>
-                <w:lang w:eastAsia="ru-RU"/>
-                <w14:ligatures w14:val="none"/>
-              </w:rPr>
-              <w:t>ID &gt;</w:t>
-            </w:r>
-            <w:proofErr w:type="gramEnd"/>
-            <w:r>
-              <w:rPr>
-                <w:rFonts w:ascii="Times New Roman" w:eastAsia="Times New Roman" w:hAnsi="Times New Roman" w:cs="Times New Roman"/>
-                <w:kern w:val="0"/>
-                <w:sz w:val="28"/>
-                <w:szCs w:val="28"/>
-                <w:lang w:eastAsia="ru-RU"/>
-                <w14:ligatures w14:val="none"/>
-              </w:rPr>
-              <w:t xml:space="preserve"> 0</w:t>
+            <w:r>
+              <w:rPr>
+                <w:rFonts w:ascii="Times New Roman" w:eastAsia="Times New Roman" w:hAnsi="Times New Roman" w:cs="Times New Roman"/>
+                <w:kern w:val="0"/>
+                <w:sz w:val="28"/>
+                <w:szCs w:val="28"/>
+                <w:lang w:eastAsia="ru-RU"/>
+                <w14:ligatures w14:val="none"/>
+              </w:rPr>
+              <w:t>ID &gt; 0</w:t>
             </w:r>
           </w:p>
         </w:tc>
@@ -5691,29 +5587,16 @@
                 <w14:ligatures w14:val="none"/>
               </w:rPr>
             </w:pPr>
-            <w:proofErr w:type="gramStart"/>
-            <w:r>
-              <w:rPr>
-                <w:rFonts w:ascii="Times New Roman" w:eastAsia="Times New Roman" w:hAnsi="Times New Roman" w:cs="Times New Roman"/>
-                <w:kern w:val="0"/>
-                <w:sz w:val="28"/>
-                <w:szCs w:val="28"/>
-                <w:lang w:eastAsia="ru-RU"/>
-                <w14:ligatures w14:val="none"/>
-              </w:rPr>
-              <w:t>Длительность &gt;</w:t>
-            </w:r>
-            <w:proofErr w:type="gramEnd"/>
-            <w:r>
-              <w:rPr>
-                <w:rFonts w:ascii="Times New Roman" w:eastAsia="Times New Roman" w:hAnsi="Times New Roman" w:cs="Times New Roman"/>
-                <w:kern w:val="0"/>
-                <w:sz w:val="28"/>
-                <w:szCs w:val="28"/>
-                <w:lang w:eastAsia="ru-RU"/>
-                <w14:ligatures w14:val="none"/>
-              </w:rPr>
-              <w:t xml:space="preserve"> 0</w:t>
+            <w:r>
+              <w:rPr>
+                <w:rFonts w:ascii="Times New Roman" w:eastAsia="Times New Roman" w:hAnsi="Times New Roman" w:cs="Times New Roman"/>
+                <w:kern w:val="0"/>
+                <w:sz w:val="28"/>
+                <w:szCs w:val="28"/>
+                <w:lang w:eastAsia="ru-RU"/>
+                <w14:ligatures w14:val="none"/>
+              </w:rPr>
+              <w:t>Длительность &gt; 0</w:t>
             </w:r>
           </w:p>
         </w:tc>
@@ -9092,7 +8975,7 @@
 </file>
 
 <file path=word/numbering.xml><?xml version="1.0" encoding="utf-8"?>
-<w:numbering xmlns:wpc="http://schemas.microsoft.com/office/word/2010/wordprocessingCanvas" xmlns:cx="http://schemas.microsoft.com/office/drawing/2014/chartex" xmlns:cx1="http://schemas.microsoft.com/office/drawing/2015/9/8/chartex" xmlns:cx2="http://schemas.microsoft.com/office/drawing/2015/10/21/chartex" xmlns:cx3="http://schemas.microsoft.com/office/drawing/2016/5/9/chartex" xmlns:cx4="http://schemas.microsoft.com/office/drawing/2016/5/10/chartex" xmlns:cx5="http://schemas.microsoft.com/office/drawing/2016/5/11/chartex" xmlns:cx6="http://schemas.microsoft.com/office/drawing/2016/5/12/chartex" xmlns:cx7="http://schemas.microsoft.com/office/drawing/2016/5/13/chartex" xmlns:cx8="http://schemas.microsoft.com/office/drawing/2016/5/14/chartex" xmlns:mc="http://schemas.openxmlformats.org/markup-compatibility/2006" xmlns:aink="http://schemas.microsoft.com/office/drawing/2016/ink" xmlns:am3d="http://schemas.microsoft.com/office/drawing/2017/model3d" xmlns:o="urn:schemas-microsoft-com:office:office" xmlns:oel="http://schemas.microsoft.com/office/2019/extlst" xmlns:r="http://schemas.openxmlformats.org/officeDocument/2006/relationships" xmlns:m="http://schemas.openxmlformats.org/officeDocument/2006/math" xmlns:v="urn:schemas-microsoft-com:vml" xmlns:wp14="http://schemas.microsoft.com/office/word/2010/wordprocessingDrawing" xmlns:wp="http://schemas.openxmlformats.org/drawingml/2006/wordprocessingDrawing" xmlns:w10="urn:schemas-microsoft-com:office:word" xmlns:w="http://schemas.openxmlformats.org/wordprocessingml/2006/main" xmlns:w14="http://schemas.microsoft.com/office/word/2010/wordml" xmlns:w15="http://schemas.microsoft.com/office/word/2012/wordml" xmlns:w16cex="http://schemas.microsoft.com/office/word/2018/wordml/cex" xmlns:w16cid="http://schemas.microsoft.com/office/word/2016/wordml/cid" xmlns:w16="http://schemas.microsoft.com/office/word/2018/wordml" xmlns:w16du="http://schemas.microsoft.com/office/word/2023/wordml/word16du" xmlns:w16sdtdh="http://schemas.microsoft.com/office/word/2020/wordml/sdtdatahash" xmlns:w16sdtfl="http://schemas.microsoft.com/office/word/2024/wordml/sdtformatlock" xmlns:w16se="http://schemas.microsoft.com/office/word/2015/wordml/symex" xmlns:wpg="http://schemas.microsoft.com/office/word/2010/wordprocessingGroup" xmlns:wpi="http://schemas.microsoft.com/office/word/2010/wordprocessingInk" xmlns:wne="http://schemas.microsoft.com/office/word/2006/wordml" xmlns:wps="http://schemas.microsoft.com/office/word/2010/wordprocessingShape" mc:Ignorable="w14 w15 w16se w16cid w16 w16cex w16sdtdh w16sdtfl w16du wp14">
+<w:numbering xmlns:wpc="http://schemas.microsoft.com/office/word/2010/wordprocessingCanvas" xmlns:cx="http://schemas.microsoft.com/office/drawing/2014/chartex" xmlns:cx1="http://schemas.microsoft.com/office/drawing/2015/9/8/chartex" xmlns:cx2="http://schemas.microsoft.com/office/drawing/2015/10/21/chartex" xmlns:cx3="http://schemas.microsoft.com/office/drawing/2016/5/9/chartex" xmlns:cx4="http://schemas.microsoft.com/office/drawing/2016/5/10/chartex" xmlns:cx5="http://schemas.microsoft.com/office/drawing/2016/5/11/chartex" xmlns:cx6="http://schemas.microsoft.com/office/drawing/2016/5/12/chartex" xmlns:cx7="http://schemas.microsoft.com/office/drawing/2016/5/13/chartex" xmlns:cx8="http://schemas.microsoft.com/office/drawing/2016/5/14/chartex" xmlns:mc="http://schemas.openxmlformats.org/markup-compatibility/2006" xmlns:aink="http://schemas.microsoft.com/office/drawing/2016/ink" xmlns:am3d="http://schemas.microsoft.com/office/drawing/2017/model3d" xmlns:o="urn:schemas-microsoft-com:office:office" xmlns:oel="http://schemas.microsoft.com/office/2019/extlst" xmlns:r="http://schemas.openxmlformats.org/officeDocument/2006/relationships" xmlns:m="http://schemas.openxmlformats.org/officeDocument/2006/math" xmlns:v="urn:schemas-microsoft-com:vml" xmlns:wp14="http://schemas.microsoft.com/office/word/2010/wordprocessingDrawing" xmlns:wp="http://schemas.openxmlformats.org/drawingml/2006/wordprocessingDrawing" xmlns:w10="urn:schemas-microsoft-com:office:word" xmlns:w="http://schemas.openxmlformats.org/wordprocessingml/2006/main" xmlns:w14="http://schemas.microsoft.com/office/word/2010/wordml" xmlns:w15="http://schemas.microsoft.com/office/word/2012/wordml" xmlns:w16cex="http://schemas.microsoft.com/office/word/2018/wordml/cex" xmlns:w16cid="http://schemas.microsoft.com/office/word/2016/wordml/cid" xmlns:w16="http://schemas.microsoft.com/office/word/2018/wordml" xmlns:w16sdtdh="http://schemas.microsoft.com/office/word/2020/wordml/sdtdatahash" xmlns:w16se="http://schemas.microsoft.com/office/word/2015/wordml/symex" xmlns:wpg="http://schemas.microsoft.com/office/word/2010/wordprocessingGroup" xmlns:wpi="http://schemas.microsoft.com/office/word/2010/wordprocessingInk" xmlns:wne="http://schemas.microsoft.com/office/word/2006/wordml" xmlns:wps="http://schemas.microsoft.com/office/word/2010/wordprocessingShape" mc:Ignorable="w14 w15 w16se w16cid w16 w16cex w16sdtdh wp14">
   <w:abstractNum w:abstractNumId="0" w15:restartNumberingAfterBreak="0">
     <w:nsid w:val="1A98723D"/>
     <w:multiLevelType w:val="multilevel"/>
@@ -10968,7 +10851,7 @@
 </file>
 
 <file path=word/styles.xml><?xml version="1.0" encoding="utf-8"?>
-<w:styles xmlns:mc="http://schemas.openxmlformats.org/markup-compatibility/2006" xmlns:r="http://schemas.openxmlformats.org/officeDocument/2006/relationships" xmlns:w="http://schemas.openxmlformats.org/wordprocessingml/2006/main" xmlns:w14="http://schemas.microsoft.com/office/word/2010/wordml" xmlns:w15="http://schemas.microsoft.com/office/word/2012/wordml" xmlns:w16cex="http://schemas.microsoft.com/office/word/2018/wordml/cex" xmlns:w16cid="http://schemas.microsoft.com/office/word/2016/wordml/cid" xmlns:w16="http://schemas.microsoft.com/office/word/2018/wordml" xmlns:w16du="http://schemas.microsoft.com/office/word/2023/wordml/word16du" xmlns:w16sdtdh="http://schemas.microsoft.com/office/word/2020/wordml/sdtdatahash" xmlns:w16sdtfl="http://schemas.microsoft.com/office/word/2024/wordml/sdtformatlock" xmlns:w16se="http://schemas.microsoft.com/office/word/2015/wordml/symex" mc:Ignorable="w14 w15 w16se w16cid w16 w16cex w16sdtdh w16sdtfl w16du">
+<w:styles xmlns:mc="http://schemas.openxmlformats.org/markup-compatibility/2006" xmlns:r="http://schemas.openxmlformats.org/officeDocument/2006/relationships" xmlns:w="http://schemas.openxmlformats.org/wordprocessingml/2006/main" xmlns:w14="http://schemas.microsoft.com/office/word/2010/wordml" xmlns:w15="http://schemas.microsoft.com/office/word/2012/wordml" xmlns:w16cex="http://schemas.microsoft.com/office/word/2018/wordml/cex" xmlns:w16cid="http://schemas.microsoft.com/office/word/2016/wordml/cid" xmlns:w16="http://schemas.microsoft.com/office/word/2018/wordml" xmlns:w16sdtdh="http://schemas.microsoft.com/office/word/2020/wordml/sdtdatahash" xmlns:w16se="http://schemas.microsoft.com/office/word/2015/wordml/symex" mc:Ignorable="w14 w15 w16se w16cid w16 w16cex w16sdtdh">
   <w:docDefaults>
     <w:rPrDefault>
       <w:rPr>
